--- a/test-support/documents/resume.docx
+++ b/test-support/documents/resume.docx
@@ -4,17 +4,27 @@
   <w:body>
     <w:p>
       <w:r>
-        <w:t>Dana Reyes</w:t>
+        <w:t xml:space="preserve">Dana Reyes</w:t>
       </w:r>
     </w:p>
     <w:p>
       <w:r>
-        <w:t>VP Operations, Orlando FL.</w:t>
+        <w:t xml:space="preserve">VP Operations, Orlando FL.</w:t>
       </w:r>
     </w:p>
     <w:p>
       <w:r>
-        <w:t>Ran freight logistics for a 340 person carrier network.</w:t>
+        <w:t xml:space="preserve">Scaled a 340 person carrier network across four regions.</w:t>
+      </w:r>
+    </w:p>
+    <w:p>
+      <w:r>
+        <w:t xml:space="preserve">Built the dispatch platform that replaced three spreadsheets.</w:t>
+      </w:r>
+    </w:p>
+    <w:p>
+      <w:r>
+        <w:t xml:space="preserve">Looking for an operating role where I own infrastructure.</w:t>
       </w:r>
     </w:p>
   </w:body>
